--- a/docs/deliverables/应用系统设计阶段概要设计与详细设计文档.docx
+++ b/docs/deliverables/应用系统设计阶段概要设计与详细设计文档.docx
@@ -6731,7 +6731,7 @@
           <w:sz w:val="24"/>
           <w:szCs w:val="24"/>
         </w:rPr>
-        <w:t xml:space="preserve">后端 application.yml 中数据库 URL、用户名和密码均支持环境变量覆盖：SMARTCAMPUS_DB_URL、SMARTCAMPUS_DB_USERNAME、SMARTCAMPUS_DB_PASSWORD。JWT 密钥通过 SMARTCAMPUS_JWT_SECRET 提供，不在代码中硬编码。前端不直接连接数据库，只调用 /api 下的 REST 接口。</w:t>
+        <w:t xml:space="preserve">为方便课程交付演示，后端通过 DatabaseConfig 固定连接本机 MySQL smart_campus 数据库，用户名 root，密码 123456。JWT 默认读取 backend/config/jwt-secret.txt 中的演示密钥，也支持 SMARTCAMPUS_JWT_SECRET 覆盖。前端不直接连接数据库，只调用 /api 下的 REST 接口。</w:t>
       </w:r>
     </w:p>
     <w:p>
@@ -6799,7 +6799,7 @@
           <w:sz w:val="24"/>
           <w:szCs w:val="24"/>
         </w:rPr>
-        <w:t xml:space="preserve">导入数据库：mysql -u root -p &lt; sql/schema.sql，随后导入 views.sql 和 data.sql。启动后端前设置 SMARTCAMPUS_DB_USERNAME、SMARTCAMPUS_DB_PASSWORD、SMARTCAMPUS_JWT_SECRET。进入 backend 执行 mvn spring-boot:run。进入 frontend 执行 npm install 和 npm run dev。</w:t>
+        <w:t xml:space="preserve">导入数据库：mysql -u root -p123456 依次执行 sql/schema.sql、sql/views.sql 和 sql/data.sql。进入 backend 执行 mvn spring-boot:run 即可启动后端；进入 frontend 执行 npm install 和 npm run dev 启动前端。JWT 演示密钥位于 backend/config/jwt-secret.txt，生产环境应改用环境变量或私有密钥文件。</w:t>
       </w:r>
     </w:p>
     <w:p>
